--- a/ru/wisdom-stories/hayats-life-story.docx
+++ b/ru/wisdom-stories/hayats-life-story.docx
@@ -3,203 +3,275 @@
 <w:document xmlns:wpc="http://schemas.microsoft.com/office/word/2010/wordprocessingCanvas" xmlns:mo="http://schemas.microsoft.com/office/mac/office/2008/main" xmlns:mc="http://schemas.openxmlformats.org/markup-compatibility/2006" xmlns:mv="urn:schemas-microsoft-com:mac:vml" xmlns:o="urn:schemas-microsoft-com:office:office" xmlns:r="http://schemas.openxmlformats.org/officeDocument/2006/relationships" xmlns:m="http://schemas.openxmlformats.org/officeDocument/2006/math" xmlns:v="urn:schemas-microsoft-com:vml" xmlns:wp14="http://schemas.microsoft.com/office/word/2010/wordprocessingDrawing" xmlns:wp="http://schemas.openxmlformats.org/drawingml/2006/wordprocessingDrawing" xmlns:w10="urn:schemas-microsoft-com:office:word" xmlns:w="http://schemas.openxmlformats.org/wordprocessingml/2006/main" xmlns:w14="http://schemas.microsoft.com/office/word/2010/wordml" xmlns:wpg="http://schemas.microsoft.com/office/word/2010/wordprocessingGroup" xmlns:wpi="http://schemas.microsoft.com/office/word/2010/wordprocessingInk" xmlns:wne="http://schemas.microsoft.com/office/word/2006/wordml" xmlns:wps="http://schemas.microsoft.com/office/word/2010/wordprocessingShape" mc:Ignorable="w14 wp14">
   <w:body>
     <w:p>
+      <w:pPr>
+        <w:pStyle w:val="Title"/>
+      </w:pPr>
       <w:r>
         <w:t>Жизненная история Хаят</w:t>
       </w:r>
     </w:p>
     <w:p>
+      <w:pPr/>
       <w:r>
         <w:t>Когда мать оставила наш дом, отца и нас, мне было шесть, а брату восемь. Даже в том возрасте я понимала, почему она ушла от отца, но не могла понять, почему ушла от нас. Разве мать бросает своих детей?</w:t>
       </w:r>
     </w:p>
     <w:p>
+      <w:pPr>
+        <w:spacing w:after="80"/>
+      </w:pPr>
       <w:r>
         <w:t>Отец бил мать. Бил и меня, и брата. У меня сложилось мнение, что все мужчины бьют жён и детей…</w:t>
       </w:r>
     </w:p>
     <w:p>
+      <w:pPr/>
       <w:r>
-        <w:t>Только после ухода матери я узнала, что дом без матери — всего лишь четыре стены. Как никто по утрам не говорил: «Умойте руки и лицо, идите — завтрак готов», так я узнала, что никто не спросит «Ты голодна?», даже если ты голодаешь днями. Из всего, что я узнала, больнее всего было это: когда нет материнского запаха, дети — какого бы возраста ни были — вырастают в одно мгновение. Я тоже выросла в шесть лет.</w:t>
+        <w:t>После ухода матери я поняла: без неё дом — всего лишь четыре стены. Никто больше не звал по утрам: «Умойтесь, завтрак готов». Никто не спрашивал, не голодна ли я, даже если я не ела целыми днями. Больнее всего было понять, что без материнского тепла дети взрослеют в один миг. Я повзрослела в шесть лет.</w:t>
       </w:r>
     </w:p>
     <w:p>
+      <w:pPr/>
       <w:r>
         <w:t>Примерно через десять дней после ухода матери к нам пришла полиция. По их словам, мать покончила с собой. В руке она крепко сжимала конверт. На нём было написано: «Передать дочери и сыну».</w:t>
       </w:r>
     </w:p>
     <w:p>
+      <w:pPr/>
       <w:r>
         <w:t>Я тогда не умела читать — как же мне было читать? Брат прочитал. Я плакала, слушая письмо. Брат тоже плакал.</w:t>
       </w:r>
     </w:p>
     <w:p>
+      <w:pPr/>
       <w:r>
         <w:t>Уйдя от нас, мать пошла в дом своего отца. Отец её сильно рассердился. Выходит, женщина должна была сидеть в своём доме; даже если рот полон крови, она должна была сказать: «Я пила красный шербет». Мать умоляла деда: «Поживу у вас месяц, потом найду выход, возьму детей и начну новую жизнь».</w:t>
       </w:r>
     </w:p>
     <w:p>
+      <w:pPr/>
       <w:r>
-        <w:t>Ой, ой, ой! Женщина будет жить одна. Обесценит честь деда за пятак, он не сможет показаться людям; лучше бы дочь умерла. В тот вечер мать, не думая, накинула на шею бельевую верёвку. Это мне много лет спустя, на смертном одре, рассказала бабушка — мне было девятнадцать.</w:t>
+        <w:t>Но дед твердил: как это женщина будет жить одна? Что скажут люди? Для него развод дочери был позором хуже смерти. В тот вечер мама покончила с собой. Об этом много лет спустя, перед смертью, рассказала мне бабушка. Мне тогда было девятнадцать.</w:t>
       </w:r>
     </w:p>
     <w:p>
+      <w:pPr/>
       <w:r>
         <w:t>Узнав о смерти матери, отец ничуть не опечалился. Сказал, что отдаст нас в детский дом. Мы с тех пор будем жить там — это будет наш дом. Брат и сестра могут разлучиться, забыть друг друга и через годы не узнать — поэтому мы оба должны были хранить письмо матери.</w:t>
       </w:r>
     </w:p>
     <w:p>
+      <w:pPr/>
       <w:r>
         <w:t>Но прежде чем я успела спросить, как нам двоим хранить одно письмо, брат разрезал его ножницами пополам. Начала предложений отдал мне. Раз у меня были начала, научившись читать, я должна была угадывать продолжение. Брат и так уже выучил письмо наизусть.</w:t>
       </w:r>
     </w:p>
     <w:p>
+      <w:pPr/>
       <w:r>
-        <w:t>Когда тётя услышала, что нас отправят в детский дом, она пришла. Отцу сказала: «Девочку в детский дом не отдают. Я возьму Хаят и сама её выращу». Живя у тёти, я поняла почему: девочка значила бесплатную служанку, которой велят работу по дому. Тётя ни разу не назвала меня по имени. Меня звали «Иди-сюда»: «Иди-сюда, принеси воды… Иди-сюда, вымой эту посуду…»</w:t>
+        <w:t>Узнав о детском доме, тётя пришла к отцу: «Девочку туда не отдают. Я заберу Хаят и выращу сама». Вскоре я поняла, зачем: я стала бесплатной прислугой. Тётя даже по имени меня не звала. Моим именем стало «Иди сюда»: «Иди сюда, принеси воды… Иди сюда, вымой посуду…»</w:t>
       </w:r>
     </w:p>
     <w:p>
+      <w:pPr/>
       <w:r>
         <w:t>Раз в месяц брат навещал меня у тёти. Говорил, что в детском доме ему хорошо. Я тоже говорила, что мне хорошо — не хотела его огорчать. Может, и он говорил «мне хорошо», чтобы я не расстраивалась? Спросить так и не осмелилась.</w:t>
       </w:r>
     </w:p>
     <w:p>
+      <w:pPr/>
       <w:r>
         <w:t>Я пошла в школу. Первой в классе научилась читать. Как же иначе — мне нужно было прочитать письмо матери. Часть, оставшаяся у меня, начиналась: «Хаят, моя прекрасная дочь, я…» Каждую ночь в постели я пыталась закончить эту фразу:</w:t>
       </w:r>
     </w:p>
     <w:p>
+      <w:pPr>
+        <w:spacing w:after="80"/>
+      </w:pPr>
       <w:r>
         <w:t>«Хаят, моя прекрасная дочь, я так тебя люблю.»</w:t>
       </w:r>
     </w:p>
     <w:p>
+      <w:pPr>
+        <w:spacing w:after="80"/>
+      </w:pPr>
       <w:r>
         <w:t>«Хаят, моя прекрасная дочь, я так по тебе скучаю.»</w:t>
       </w:r>
     </w:p>
     <w:p>
+      <w:pPr>
+        <w:spacing w:after="80"/>
+      </w:pPr>
       <w:r>
         <w:t>«Хаят, моя прекрасная дочь, я жду тебя.»</w:t>
       </w:r>
     </w:p>
     <w:p>
+      <w:pPr/>
       <w:r>
         <w:t>По слову, которое я добавляла, я строила мечты. В мечтах я была очень счастлива. Разве человек мечтает о горечи?</w:t>
       </w:r>
     </w:p>
     <w:p>
+      <w:pPr/>
       <w:r>
         <w:t>Я окончила среднюю школу. Тётя сказала, что в школу я больше не пойду. Но я хотела учиться — встать на ноги и жить с братом в одном доме.</w:t>
       </w:r>
     </w:p>
     <w:p>
+      <w:pPr/>
       <w:r>
         <w:t>Тем летом жена дяди Хасана, соседского бакалейщика с тремя детьми, умерла от рака. Я очень горевала. Что станут делать трое детей — где возьмут материнский запах? Почему умирают матери? Забудут ли те трое свои имена, как я, и станут ли «Иди-сюда»?</w:t>
       </w:r>
     </w:p>
     <w:p>
+      <w:pPr/>
       <w:r>
-        <w:t>Пока я жалела детей дяди Хасана, выяснилось, что я помолвлена с ним. Оказалось, меня продали за восемь браслетов и три тысячи лир. Поскольку для гражданской регистрации я была слишком молода, через сорок дней наш брак по обряду всё же заключили.</w:t>
+        <w:t>Пока я жалела детей, оказалось, что меня уже просватали за их отца. За восемь браслетов и три тысячи лир меня продали дяде Хасану. Для официального брака я была слишком мала, но через сорок дней нас поженили по религиозному обряду.</w:t>
       </w:r>
     </w:p>
     <w:p>
+      <w:pPr/>
       <w:r>
         <w:t>Мне было пятнадцать. Я была женой дяди Хасана. У меня было трое детей — двух, пяти и шести лет. А тётя настаивала, чтобы у нас появился общий ребёнок… Мне тоже нужно было родить, чтобы место моё упрочилось и дядя Хасан не глядел на других женщин.</w:t>
       </w:r>
     </w:p>
     <w:p>
+      <w:pPr/>
       <w:r>
         <w:t>Первую пощёчину от дяди Хасана я получила за то, что назвала его «дядя Хасан». Разве жена зовёт мужа «дядей»? Потеряв мать в шесть лет, я научилась молчать. Поэтому вопрос «Разве мужчина зовёт пятнадцатилетнюю девочку женой?» я не задала — промолчала.</w:t>
       </w:r>
     </w:p>
     <w:p>
+      <w:pPr/>
       <w:r>
         <w:t>Когда дядя Хасан ударил меня, все трое детей обхватили его ноги: «Не бей нашу сестру Хаят — она с нами играет, сказки рассказывает», — умоляли они. Я была старшей сестрой этих детей. А сказками я называла свои мечты.</w:t>
       </w:r>
     </w:p>
     <w:p>
+      <w:pPr/>
       <w:r>
         <w:t>Когда дядя Хасан ушёл из дома, я встала перед зеркалом — буду учиться говорить «Хасан». Каждый раз, произнося «Хасан», я видела в зеркале его лысеющую голову, очки, сползшие на нос, вздутый живот. При каждом «Хасан» мне становилось стыдно, будто я согрешила, и я не могла так его назвать. Пока я упражнялась, подошёл шестилетний сын дяди Хасана: «Сестра Хаят, мама звала папу бей — ты тоже говори бей», — подбодрил он меня.</w:t>
       </w:r>
     </w:p>
     <w:p>
+      <w:pPr/>
       <w:r>
         <w:t>«Бей» — конечно, «бей» было бы лучше. Я наклонилась и поцеловала черноглазого Сами, который слушал мои мечты как сказки. Позвала пятилетнюю Элиф и двухлетнюю Захру и начала им сказку. В тот день я начала так: «Жила-была шестилетняя девочка по имени Нагыл. Нагыл потеряла мать. Она искала её повсюду и, не найдя, ушла в страну мечтаний. Там Нагыл была так счастлива, что больше не вернулась в настоящий мир.»</w:t>
       </w:r>
     </w:p>
     <w:p>
+      <w:pPr/>
       <w:r>
         <w:t>В моей сказке Нагыл всегда была счастлива, всегда улыбалась. Каждый день я рассказывала детям эту сказку. Мы были очень счастливы.</w:t>
       </w:r>
     </w:p>
     <w:p>
+      <w:pPr/>
       <w:r>
         <w:t>Дядя Хасан тоже был хорошим. Теперь я звала его «Бей». Время от времени он сердился, но я понимала почему: вместо женщины он купил за восемь браслетов и три тысячи лир сказочницу-сестру.</w:t>
       </w:r>
     </w:p>
     <w:p>
+      <w:pPr/>
       <w:r>
         <w:t>Брат навещал меня. Каждый раз хотел отдать мне свою половину письма матери. Я не брала. Боялась: прочту другую половину — и будто выпаду из страны мечтаний в жестокий настоящий мир и буду несчастна. Все мои мечты держались на той другой половине.</w:t>
       </w:r>
     </w:p>
     <w:p>
+      <w:pPr/>
       <w:r>
-        <w:t>К сорока годам дети, слушавшие мои сказки, выросли. Сами стал врачом, получил назначение в другой город и уехал из нашего дома. Когда ему было тяжело, он звонил: «Сестра Хаят, расскажи мне сказку».</w:t>
+        <w:t>Когда мне было около сорока, дети, слушавшие мои сказки, уже выросли. Сами стал врачом и уехал по назначению в другой город. В трудные минуты он звонил: «Сестра Хаят, расскажи мне сказку».</w:t>
       </w:r>
     </w:p>
     <w:p>
+      <w:pPr/>
       <w:r>
         <w:t>Элиф стала учительницей и вышла замуж. У меня появилась внучка. Очень хотели назвать её Хаят — я не позволила. Элиф сказала: «Тогда пусть зовут Нагыл». Так внучку и назвали Нагыл.</w:t>
       </w:r>
     </w:p>
     <w:p>
+      <w:pPr/>
       <w:r>
         <w:t>Младшая дочь Захра стала ветеринаром. «Сестра Хаят, какое бы животное ни беспокоилось — рассказываю сказку, и оно успокаивается», — говорила она. Захра тоже вышла замуж, и у меня появился внук.</w:t>
       </w:r>
     </w:p>
     <w:p>
+      <w:pPr/>
       <w:r>
-        <w:t>Когда мне исполнилось сорок пять, дядя Хасан — мой Бей — упокоился. Я очень горевала. Последние его слова были: «Прости — сделай халяль». Я от всего сердца искренне простила. Он был хорошим человеком.</w:t>
+        <w:t>Когда мне исполнилось сорок пять, дядя Хасан — мой Бей — умер. Я горевала. Последними его словами были: «Прости меня, не держи на меня зла». Я простила его от всего сердца. Для меня он был хорошим человеком.</w:t>
       </w:r>
     </w:p>
     <w:p>
+      <w:pPr>
+        <w:spacing w:after="80"/>
+      </w:pPr>
       <w:r>
-        <w:t>Но свой счёт —</w:t>
+        <w:t>Но я не могу простить</w:t>
       </w:r>
     </w:p>
     <w:p>
+      <w:pPr>
+        <w:spacing w:after="80"/>
+      </w:pPr>
       <w:r>
         <w:t>тем, кто не видит греха в замужестве пятнадцатилетних девочек, и тем, кто их поддерживает;</w:t>
       </w:r>
     </w:p>
     <w:p>
+      <w:pPr/>
       <w:r>
-        <w:t>слепым умам, для которых развод дочери, ежедневно терпящей насилие, — бесчестие, и тем, кто их поддерживает;</w:t>
+        <w:t>тех, кто считает развод дочери позором, даже когда её каждый день избивают, и тех, кто с ними согласен;</w:t>
       </w:r>
     </w:p>
     <w:p>
+      <w:pPr/>
       <w:r>
         <w:t>тем, кто безжалостен к детям, оставшимся беспомощными и безнадёжными, как раненые птицы, и тем, кто их поддерживает —</w:t>
       </w:r>
     </w:p>
     <w:p>
+      <w:pPr>
+        <w:keepNext/>
+        <w:spacing w:after="80"/>
+      </w:pPr>
       <w:r>
-        <w:t>я не прощаю!</w:t>
+        <w:t>этого я простить не могу.</w:t>
       </w:r>
     </w:p>
     <w:p>
+      <w:pPr>
+        <w:keepNext/>
+        <w:keepLines/>
+        <w:spacing w:before="160"/>
+      </w:pPr>
       <w:r>
-        <w:t>Мораль: Слепой обычай и ложное понятие «чести» могут погубить жизнь женщины, жизнь ребёнка. Закрывающие глаза на ранние браки, насилие и равнодушие — соучастники этого зла.</w:t>
+        <w:rPr>
+          <w:b/>
+        </w:rPr>
+        <w:t>Мораль:</w:t>
+      </w:r>
+      <w:r>
+        <w:t xml:space="preserve"> Слепой обычай и ложное понятие «чести» могут погубить жизнь женщины, жизнь ребёнка. Закрывающие глаза на ранние браки, насилие и равнодушие — соучастники этого зла.</w:t>
       </w:r>
     </w:p>
     <w:p>
+      <w:pPr>
+        <w:spacing w:after="80"/>
+      </w:pPr>
       <w:r>
+        <w:rPr>
+          <w:i/>
+          <w:sz w:val="18"/>
+        </w:rPr>
         <w:t>История взята из открытых источников Интернета.</w:t>
       </w:r>
     </w:p>
     <w:sectPr>
-      <w:pgSz w:w="12240" w:h="15840"/>
-      <w:pgMar w:top="1440" w:right="1800" w:bottom="1440" w:left="1800" w:header="720" w:footer="720" w:gutter="0"/>
+      <w:pgSz w:w="11909" w:h="16834"/>
+      <w:pgMar w:top="1152" w:right="1224" w:bottom="1152" w:left="1224" w:header="720" w:footer="720" w:gutter="0"/>
       <w:cols w:space="720"/>
       <w:docGrid w:linePitch="360"/>
     </w:sectPr>
@@ -570,6 +642,16 @@
     <w:name w:val="Normal"/>
     <w:qFormat/>
     <w:rsid w:val="00FC693F"/>
+    <w:pPr>
+      <w:widowControl/>
+      <w:spacing w:after="120" w:line="269" w:lineRule="auto"/>
+    </w:pPr>
+    <w:rPr>
+      <w:rFonts w:ascii="Arial" w:hAnsi="Arial"/>
+      <w:color w:val="000000"/>
+      <w:sz w:val="22"/>
+      <w:lang w:val="ru-RU"/>
+    </w:rPr>
   </w:style>
   <w:style w:type="paragraph" w:styleId="Header">
     <w:name w:val="header"/>
@@ -912,18 +994,20 @@
     <w:qFormat/>
     <w:rsid w:val="00FC693F"/>
     <w:pPr>
+      <w:keepNext/>
       <w:pBdr>
         <w:bottom w:val="single" w:sz="8" w:space="4" w:color="4F81BD" w:themeColor="accent1"/>
       </w:pBdr>
-      <w:spacing w:after="300" w:line="240" w:lineRule="auto"/>
+      <w:spacing w:after="280" w:line="240" w:lineRule="auto"/>
       <w:contextualSpacing/>
     </w:pPr>
     <w:rPr>
-      <w:rFonts w:asciiTheme="majorHAnsi" w:eastAsiaTheme="majorEastAsia" w:hAnsiTheme="majorHAnsi" w:cstheme="majorBidi"/>
-      <w:color w:val="17365D" w:themeColor="text2" w:themeShade="BF"/>
+      <w:rFonts w:asciiTheme="majorHAnsi" w:eastAsiaTheme="majorEastAsia" w:hAnsiTheme="majorHAnsi" w:cstheme="majorBidi" w:ascii="Arial" w:hAnsi="Arial"/>
+      <w:b/>
+      <w:color w:val="000000"/>
       <w:spacing w:val="5"/>
       <w:kern w:val="28"/>
-      <w:sz w:val="52"/>
+      <w:sz w:val="34"/>
       <w:szCs w:val="52"/>
     </w:rPr>
   </w:style>

--- a/ru/wisdom-stories/hayats-life-story.docx
+++ b/ru/wisdom-stories/hayats-life-story.docx
@@ -27,7 +27,7 @@
     <w:p>
       <w:pPr/>
       <w:r>
-        <w:t>После ухода матери я поняла: без неё дом — всего лишь четыре стены. Никто больше не звал по утрам: «Умойтесь, завтрак готов». Никто не спрашивал, не голодна ли я, даже если я не ела целыми днями. Больнее всего было понять, что без материнского тепла дети взрослеют в один миг. Я повзрослела в шесть лет.</w:t>
+        <w:t>После ухода матери я поняла: без неё дом — всего лишь четыре стены. Никто больше не звал по утрам: «Умойтесь, завтрак готов». Никто не спрашивал, не голодна ли я, даже если я не ела целыми днями. Больнее всего было понять, что без запаха матери дети взрослеют в один миг, сколько бы им ни было лет. Я повзрослела в шесть лет.</w:t>
       </w:r>
     </w:p>
     <w:p>
@@ -51,7 +51,7 @@
     <w:p>
       <w:pPr/>
       <w:r>
-        <w:t>Но дед твердил: как это женщина будет жить одна? Что скажут люди? Для него развод дочери был позором хуже смерти. В тот вечер мама покончила с собой. Об этом много лет спустя, перед смертью, рассказала мне бабушка. Мне тогда было девятнадцать.</w:t>
+        <w:t>Но дед твердил: как это женщина будет жить одна? Честь деда стала бы пятикопеечной, он больше не смог бы показаться людям; лучше бы дочь умерла. В тот вечер мама повесилась. Об этом много лет спустя, перед смертью, рассказала мне бабушка. Мне тогда было девятнадцать.</w:t>
       </w:r>
     </w:p>
     <w:p>
@@ -69,7 +69,7 @@
     <w:p>
       <w:pPr/>
       <w:r>
-        <w:t>Узнав о детском доме, тётя пришла к отцу: «Девочку туда не отдают. Я заберу Хаят и выращу сама». Вскоре я поняла, зачем: я стала бесплатной прислугой. Тётя даже по имени меня не звала. Моим именем стало «Иди сюда»: «Иди сюда, принеси воды… Иди сюда, вымой посуду…»</w:t>
+        <w:t>Узнав о детском доме, тётя пришла к отцу: «Девочку туда не отдают. Я заберу Хаят и выращу сама». Когда я стала жить у тёти, я поняла, почему девочку не отдают в детский дом: девочка — это бесплатная прислуга, которой велят работать по дому. Тётя даже по имени меня не звала. Моим именем стало «Иди сюда»: «Иди сюда, принеси воды… Иди сюда, вымой посуду…»</w:t>
       </w:r>
     </w:p>
     <w:p>
@@ -81,7 +81,7 @@
     <w:p>
       <w:pPr/>
       <w:r>
-        <w:t>Я пошла в школу. Первой в классе научилась читать. Как же иначе — мне нужно было прочитать письмо матери. Часть, оставшаяся у меня, начиналась: «Хаят, моя прекрасная дочь, я…» Каждую ночь в постели я пыталась закончить эту фразу:</w:t>
+        <w:t>Я пошла в школу. Первой в классе научилась читать. Как же иначе — мне нужно было прочитать письмо матери. Часть, оставшаяся у меня, начиналась: «Хаят, моя прекрасная дочь, я тебя…» Каждую ночь в постели я пыталась закончить эту фразу:</w:t>
       </w:r>
     </w:p>
     <w:p>
@@ -153,7 +153,7 @@
     <w:p>
       <w:pPr/>
       <w:r>
-        <w:t>Когда дядя Хасан ушёл из дома, я встала перед зеркалом — буду учиться говорить «Хасан». Каждый раз, произнося «Хасан», я видела в зеркале его лысеющую голову, очки, сползшие на нос, вздутый живот. При каждом «Хасан» мне становилось стыдно, будто я согрешила, и я не могла так его назвать. Пока я упражнялась, подошёл шестилетний сын дяди Хасана: «Сестра Хаят, мама звала папу бей — ты тоже говори бей», — подбодрил он меня.</w:t>
+        <w:t>Когда дядя Хасан ушёл из дома, я встала перед зеркалом — буду учиться говорить «Хасан». Каждый раз, произнося «Хасан», перед глазами вставали его выпавшие волосы, очки, сползшие на нос, и большой живот. При каждом «Хасан» мне становилось стыдно, будто я согрешила, и я не могла так его назвать. Пока я упражнялась, подошёл шестилетний сын дяди Хасана: «Сестра Хаят, мама звала папу бей — ты тоже говори бей», — подбодрил он меня.</w:t>
       </w:r>
     </w:p>
     <w:p>
@@ -183,7 +183,7 @@
     <w:p>
       <w:pPr/>
       <w:r>
-        <w:t>Когда мне было около сорока, дети, слушавшие мои сказки, уже выросли. Сами стал врачом и уехал по назначению в другой город. В трудные минуты он звонил: «Сестра Хаят, расскажи мне сказку».</w:t>
+        <w:t>Когда мне исполнилось сорок, дети, слушавшие мои сказки, уже выросли. Сами стал врачом и уехал по назначению в другой город. В трудные минуты он звонил: «Сестра Хаят, расскажи мне сказку».</w:t>
       </w:r>
     </w:p>
     <w:p>
@@ -201,7 +201,7 @@
     <w:p>
       <w:pPr/>
       <w:r>
-        <w:t>Когда мне исполнилось сорок пять, дядя Хасан — мой Бей — умер. Я горевала. Последними его словами были: «Прости меня, не держи на меня зла». Я простила его от всего сердца. Для меня он был хорошим человеком.</w:t>
+        <w:t>Когда мне исполнилось сорок пять, дядя Хасан — мой Бей — умер. Я горевала. Последними его словами были: «Сделай дозволенным то, что я тебе должен». Я простила его от всего сердца. Он был хорошим человеком.</w:t>
       </w:r>
     </w:p>
     <w:p>
@@ -223,13 +223,13 @@
     <w:p>
       <w:pPr/>
       <w:r>
-        <w:t>тех, кто считает развод дочери позором, даже когда её каждый день избивают, и тех, кто с ними согласен;</w:t>
+        <w:t>тем, кто считает развод дочери бесчестьем, хотя знает, что она каждый день подвергается насилию, и тем, кто оправдывает эту мысль;</w:t>
       </w:r>
     </w:p>
     <w:p>
       <w:pPr/>
       <w:r>
-        <w:t>тем, кто безжалостен к детям, оставшимся беспомощными и безнадёжными, как раненые птицы, и тем, кто их поддерживает —</w:t>
+        <w:t>тем, кто безжалостен к своим детям, оставшимся беспомощными и безнадёжными, как раненые птицы, и тем, кто их поддерживает —</w:t>
       </w:r>
     </w:p>
     <w:p>
@@ -251,11 +251,9 @@
         <w:rPr>
           <w:b/>
         </w:rPr>
-        <w:t>Мораль:</w:t>
+        <w:t>Мораль: Слепой обычай и ложное понятие «чести» могут погубить жизнь женщины, жизнь ребёнка. Закрывающие глаза на ранние браки, насилие и равнодушие — соучастники этого зла.</w:t>
       </w:r>
-      <w:r>
-        <w:t xml:space="preserve"> Слепой обычай и ложное понятие «чести» могут погубить жизнь женщины, жизнь ребёнка. Закрывающие глаза на ранние браки, насилие и равнодушие — соучастники этого зла.</w:t>
-      </w:r>
+      <w:r/>
     </w:p>
     <w:p>
       <w:pPr>
@@ -266,7 +264,7 @@
           <w:i/>
           <w:sz w:val="18"/>
         </w:rPr>
-        <w:t>История взята из открытых источников Интернета.</w:t>
+        <w:t>Рассказы взяты из открытых интернет-источников, а иллюстрации созданы с помощью ИИ.</w:t>
       </w:r>
     </w:p>
     <w:sectPr>

--- a/ru/wisdom-stories/hayats-life-story.docx
+++ b/ru/wisdom-stories/hayats-life-story.docx
@@ -14,7 +14,7 @@
           <w:bCs/>
           <w:lang/>
         </w:rPr>
-        <w:t>Жизненная история Хаят</w:t>
+        <w:t xml:space="preserve">История жизни Хаят</w:t>
       </w:r>
     </w:p>
     <w:p>
@@ -209,7 +209,7 @@
         <w:rPr>
           <w:lang/>
         </w:rPr>
-        <w:t>Когда отец узнал о её смерти, мы не заметили, чтобы он горевал. Он объявил, что отдаст нас в детский дом. Теперь нашим домом будет он.</w:t>
+        <w:t xml:space="preserve">Когда отец узнал о её смерти, мы не заметили, чтобы он горевал. Он объявил, что отдаст нас в детский дом. Теперь нам предстояло жить там.</w:t>
       </w:r>
     </w:p>
     <w:p>
@@ -561,7 +561,7 @@
         <w:rPr>
           <w:lang/>
         </w:rPr>
-        <w:t>Для регистрации брака я была слишком мала. Через сорок дней нам совершили религиозный обряд бракосочетания.</w:t>
+        <w:t xml:space="preserve">Для регистрации брака я была слишком мала. Через сорок дней для нас провели религиозный обряд бракосочетания.</w:t>
       </w:r>
     </w:p>
     <w:p>
@@ -652,7 +652,7 @@
         <w:rPr>
           <w:lang/>
         </w:rPr>
-        <w:t>Вопрос «А разве взрослый мужчина может называть пятнадцатилетнюю девочку своей женой?» так и остался внутри.</w:t>
+        <w:t>Вопрос «А разве взрослый мужчина может называть пятнадцатилетнюю девочку своей женой?» так и остался невысказанным.</w:t>
       </w:r>
     </w:p>
     <w:p>
